--- a/templates/1_lastnik_zenska.docx
+++ b/templates/1_lastnik_zenska.docx
@@ -700,18 +700,8 @@
                 <w:bCs/>
                 <w:szCs w:val="22"/>
               </w:rPr>
-              <w:t xml:space="preserve">Matej </w:t>
+              <w:t>Matej Tadina</w:t>
             </w:r>
-            <w:proofErr w:type="spellStart"/>
-            <w:r>
-              <w:rPr>
-                <w:rFonts w:ascii="Calibri Light" w:hAnsi="Calibri Light" w:cs="Calibri Light"/>
-                <w:bCs/>
-                <w:szCs w:val="22"/>
-              </w:rPr>
-              <w:t>Tadina</w:t>
-            </w:r>
-            <w:proofErr w:type="spellEnd"/>
             <w:r>
               <w:rPr>
                 <w:rFonts w:ascii="Calibri Light" w:hAnsi="Calibri Light" w:cs="Calibri Light"/>
@@ -719,7 +709,6 @@
               </w:rPr>
               <w:t xml:space="preserve">, </w:t>
             </w:r>
-            <w:proofErr w:type="spellStart"/>
             <w:r>
               <w:rPr>
                 <w:rFonts w:ascii="Calibri Light" w:hAnsi="Calibri Light" w:cs="Calibri Light"/>
@@ -732,15 +721,7 @@
                 <w:rFonts w:ascii="Calibri Light" w:hAnsi="Calibri Light" w:cs="Calibri Light"/>
                 <w:szCs w:val="22"/>
               </w:rPr>
-              <w:t>dipl.inž.el</w:t>
-            </w:r>
-            <w:proofErr w:type="spellEnd"/>
-            <w:r>
-              <w:rPr>
-                <w:rFonts w:ascii="Calibri Light" w:hAnsi="Calibri Light" w:cs="Calibri Light"/>
-                <w:szCs w:val="22"/>
-              </w:rPr>
-              <w:t>.</w:t>
+              <w:t>dipl.inž.el.</w:t>
             </w:r>
           </w:p>
         </w:tc>
@@ -1583,21 +1564,12 @@
                 <w:szCs w:val="22"/>
               </w:rPr>
             </w:pPr>
-            <w:proofErr w:type="spellStart"/>
             <w:r>
               <w:rPr>
                 <w:rFonts w:ascii="Calibri Light" w:hAnsi="Calibri Light" w:cs="Calibri Light"/>
                 <w:szCs w:val="22"/>
               </w:rPr>
-              <w:t>parc</w:t>
-            </w:r>
-            <w:proofErr w:type="spellEnd"/>
-            <w:r>
-              <w:rPr>
-                <w:rFonts w:ascii="Calibri Light" w:hAnsi="Calibri Light" w:cs="Calibri Light"/>
-                <w:szCs w:val="22"/>
-              </w:rPr>
-              <w:t>. št.</w:t>
+              <w:t>parc. št.</w:t>
             </w:r>
           </w:p>
         </w:tc>
@@ -1615,21 +1587,12 @@
                 <w:szCs w:val="22"/>
               </w:rPr>
             </w:pPr>
-            <w:proofErr w:type="spellStart"/>
             <w:r>
               <w:rPr>
                 <w:rFonts w:ascii="Calibri Light" w:hAnsi="Calibri Light" w:cs="Calibri Light"/>
                 <w:szCs w:val="22"/>
               </w:rPr>
-              <w:t>k.o</w:t>
-            </w:r>
-            <w:proofErr w:type="spellEnd"/>
-            <w:r>
-              <w:rPr>
-                <w:rFonts w:ascii="Calibri Light" w:hAnsi="Calibri Light" w:cs="Calibri Light"/>
-                <w:szCs w:val="22"/>
-              </w:rPr>
-              <w:t>.</w:t>
+              <w:t>k.o.</w:t>
             </w:r>
           </w:p>
         </w:tc>
@@ -1783,14 +1746,6 @@
                 <w:szCs w:val="22"/>
               </w:rPr>
             </w:pPr>
-            <w:r>
-              <w:rPr>
-                <w:rFonts w:ascii="Calibri Light" w:hAnsi="Calibri Light" w:cs="Calibri Light"/>
-                <w:color w:val="FF0000"/>
-                <w:szCs w:val="22"/>
-              </w:rPr>
-              <w:t>/</w:t>
-            </w:r>
           </w:p>
         </w:tc>
       </w:tr>
@@ -2147,7 +2102,6 @@
           <w:szCs w:val="22"/>
         </w:rPr>
       </w:pPr>
-      <w:proofErr w:type="spellStart"/>
       <w:r>
         <w:rPr>
           <w:rFonts w:ascii="Calibri Light" w:hAnsi="Calibri Light" w:cs="Calibri Light"/>
@@ -2156,18 +2110,7 @@
           <w:szCs w:val="22"/>
           <w:lang w:val="sl-SI"/>
         </w:rPr>
-        <w:t>zakoličbo</w:t>
-      </w:r>
-      <w:proofErr w:type="spellEnd"/>
-      <w:r>
-        <w:rPr>
-          <w:rFonts w:ascii="Calibri Light" w:hAnsi="Calibri Light" w:cs="Calibri Light"/>
-          <w:b/>
-          <w:sz w:val="22"/>
-          <w:szCs w:val="22"/>
-          <w:lang w:val="sl-SI"/>
-        </w:rPr>
-        <w:t xml:space="preserve"> in </w:t>
+        <w:t xml:space="preserve">zakoličbo in </w:t>
       </w:r>
       <w:r>
         <w:rPr>
@@ -2316,21 +2259,12 @@
                 <w:szCs w:val="22"/>
               </w:rPr>
             </w:pPr>
-            <w:proofErr w:type="spellStart"/>
             <w:r>
               <w:rPr>
                 <w:rFonts w:ascii="Calibri Light" w:hAnsi="Calibri Light" w:cs="Calibri Light"/>
                 <w:szCs w:val="22"/>
               </w:rPr>
-              <w:t>parc</w:t>
-            </w:r>
-            <w:proofErr w:type="spellEnd"/>
-            <w:r>
-              <w:rPr>
-                <w:rFonts w:ascii="Calibri Light" w:hAnsi="Calibri Light" w:cs="Calibri Light"/>
-                <w:szCs w:val="22"/>
-              </w:rPr>
-              <w:t>. št.</w:t>
+              <w:t>parc. št.</w:t>
             </w:r>
           </w:p>
         </w:tc>
@@ -2351,21 +2285,12 @@
                 <w:szCs w:val="22"/>
               </w:rPr>
             </w:pPr>
-            <w:proofErr w:type="spellStart"/>
             <w:r>
               <w:rPr>
                 <w:rFonts w:ascii="Calibri Light" w:hAnsi="Calibri Light" w:cs="Calibri Light"/>
                 <w:szCs w:val="22"/>
               </w:rPr>
-              <w:t>k.o</w:t>
-            </w:r>
-            <w:proofErr w:type="spellEnd"/>
-            <w:r>
-              <w:rPr>
-                <w:rFonts w:ascii="Calibri Light" w:hAnsi="Calibri Light" w:cs="Calibri Light"/>
-                <w:szCs w:val="22"/>
-              </w:rPr>
-              <w:t>.</w:t>
+              <w:t>k.o.</w:t>
             </w:r>
           </w:p>
         </w:tc>
@@ -2478,18 +2403,9 @@
             <w:r>
               <w:rPr>
                 <w:rFonts w:ascii="Calibri Light" w:hAnsi="Calibri Light" w:cs="Calibri Light"/>
-                <w:color w:val="FF0000"/>
-                <w:szCs w:val="22"/>
-              </w:rPr>
-              <w:t>Postavitev betonskega droga</w:t>
-            </w:r>
-            <w:r>
-              <w:rPr>
-                <w:rFonts w:ascii="Calibri Light" w:hAnsi="Calibri Light" w:cs="Calibri Light"/>
-                <w:color w:val="FF0000"/>
-                <w:szCs w:val="22"/>
-              </w:rPr>
-              <w:t>, EKK, NN KBV</w:t>
+                <w:szCs w:val="22"/>
+              </w:rPr>
+              <w:t>NIZKONAPETNOSTNI KABLOVOD</w:t>
             </w:r>
           </w:p>
         </w:tc>
@@ -2939,7 +2855,6 @@
         </w:rPr>
         <w:t>V kolikor se pogodbeni stranki ne bosta sporazumeli o višini o</w:t>
       </w:r>
-      <w:proofErr w:type="spellStart"/>
       <w:r>
         <w:rPr>
           <w:rFonts w:ascii="Calibri Light" w:hAnsi="Calibri Light" w:cs="Calibri Light"/>
@@ -2959,7 +2874,6 @@
         </w:rPr>
         <w:t>e</w:t>
       </w:r>
-      <w:proofErr w:type="spellEnd"/>
       <w:r>
         <w:rPr>
           <w:rFonts w:ascii="Calibri Light" w:hAnsi="Calibri Light" w:cs="Calibri Light"/>
@@ -3311,28 +3225,18 @@
           <w:sz w:val="22"/>
           <w:szCs w:val="22"/>
         </w:rPr>
+        <w:t xml:space="preserve"> parc. št.:</w:t>
+      </w:r>
+      <w:r>
+        <w:rPr>
+          <w:rFonts w:ascii="Calibri Light" w:hAnsi="Calibri Light" w:cs="Calibri Light"/>
+          <w:b/>
+          <w:color w:val="FF0000"/>
+          <w:sz w:val="22"/>
+          <w:szCs w:val="22"/>
+        </w:rPr>
         <w:t xml:space="preserve"> </w:t>
       </w:r>
-      <w:proofErr w:type="spellStart"/>
-      <w:r>
-        <w:rPr>
-          <w:rFonts w:ascii="Calibri Light" w:hAnsi="Calibri Light" w:cs="Calibri Light"/>
-          <w:b/>
-          <w:sz w:val="22"/>
-          <w:szCs w:val="22"/>
-        </w:rPr>
-        <w:t>parc</w:t>
-      </w:r>
-      <w:proofErr w:type="spellEnd"/>
-      <w:r>
-        <w:rPr>
-          <w:rFonts w:ascii="Calibri Light" w:hAnsi="Calibri Light" w:cs="Calibri Light"/>
-          <w:b/>
-          <w:sz w:val="22"/>
-          <w:szCs w:val="22"/>
-        </w:rPr>
-        <w:t>. št.:</w:t>
-      </w:r>
       <w:r>
         <w:rPr>
           <w:rFonts w:ascii="Calibri Light" w:hAnsi="Calibri Light" w:cs="Calibri Light"/>
@@ -3341,17 +3245,97 @@
           <w:sz w:val="22"/>
           <w:szCs w:val="22"/>
         </w:rPr>
+        <w:t>177/</w:t>
+      </w:r>
+      <w:r>
+        <w:rPr>
+          <w:rFonts w:ascii="Calibri Light" w:hAnsi="Calibri Light" w:cs="Calibri Light"/>
+          <w:b/>
+          <w:color w:val="FF0000"/>
+          <w:sz w:val="22"/>
+          <w:szCs w:val="22"/>
+          <w:lang w:val="sl-SI"/>
+        </w:rPr>
+        <w:t>5</w:t>
+      </w:r>
+      <w:r>
+        <w:rPr>
+          <w:rFonts w:ascii="Calibri Light" w:hAnsi="Calibri Light" w:cs="Calibri Light"/>
+          <w:b/>
+          <w:color w:val="FF0000"/>
+          <w:sz w:val="22"/>
+          <w:szCs w:val="22"/>
+          <w:lang w:val="sl-SI"/>
+        </w:rPr>
+        <w:t>,</w:t>
+      </w:r>
+      <w:r>
+        <w:rPr>
+          <w:rFonts w:ascii="Calibri Light" w:hAnsi="Calibri Light" w:cs="Calibri Light"/>
+          <w:b/>
+          <w:sz w:val="22"/>
+          <w:szCs w:val="22"/>
+          <w:lang w:val="sl-SI"/>
+        </w:rPr>
         <w:t xml:space="preserve"> </w:t>
       </w:r>
       <w:r>
         <w:rPr>
           <w:rFonts w:ascii="Calibri Light" w:hAnsi="Calibri Light" w:cs="Calibri Light"/>
           <w:b/>
+          <w:sz w:val="22"/>
+          <w:szCs w:val="22"/>
+        </w:rPr>
+        <w:t xml:space="preserve">k.o. </w:t>
+      </w:r>
+      <w:r>
+        <w:rPr>
+          <w:rFonts w:ascii="Calibri Light" w:hAnsi="Calibri Light" w:cs="Calibri Light"/>
+          <w:b/>
           <w:color w:val="FF0000"/>
           <w:sz w:val="22"/>
           <w:szCs w:val="22"/>
         </w:rPr>
-        <w:t>177/</w:t>
+        <w:t>664 BISTRICA PRI RUŠAH</w:t>
+      </w:r>
+      <w:r>
+        <w:rPr>
+          <w:rFonts w:ascii="Calibri Light" w:hAnsi="Calibri Light" w:cs="Calibri Light"/>
+          <w:b/>
+          <w:sz w:val="22"/>
+          <w:szCs w:val="22"/>
+        </w:rPr>
+        <w:t xml:space="preserve"> </w:t>
+      </w:r>
+      <w:r>
+        <w:rPr>
+          <w:rFonts w:ascii="Calibri Light" w:hAnsi="Calibri Light" w:cs="Calibri Light"/>
+          <w:b/>
+          <w:sz w:val="22"/>
+          <w:szCs w:val="22"/>
+          <w:lang w:val="sl-SI"/>
+        </w:rPr>
+        <w:t xml:space="preserve">                           </w:t>
+      </w:r>
+      <w:r>
+        <w:rPr>
+          <w:rFonts w:ascii="Calibri Light" w:hAnsi="Calibri Light" w:cs="Calibri Light"/>
+          <w:b/>
+          <w:sz w:val="22"/>
+          <w:szCs w:val="22"/>
+          <w:lang w:val="sl-SI"/>
+        </w:rPr>
+        <w:t xml:space="preserve"> </w:t>
+      </w:r>
+      <w:bookmarkEnd w:id="4"/>
+      <w:r>
+        <w:rPr>
+          <w:rFonts w:ascii="Calibri Light" w:hAnsi="Calibri Light" w:cs="Calibri Light"/>
+          <w:b/>
+          <w:sz w:val="22"/>
+          <w:szCs w:val="22"/>
+        </w:rPr>
+        <w:t xml:space="preserve">v zemljiški knjigi vknjiži služnostna pravica gradnje, dostopa, uporabe, vzdrževanja, obnove, nadzora in popravil elektroenergetske infrastrukture vse za čas obratovalne dobe zgrajenega objekta v skladu s projektno dokumentacijo: </w:t>
       </w:r>
       <w:r>
         <w:rPr>
@@ -3360,107 +3344,6 @@
           <w:color w:val="FF0000"/>
           <w:sz w:val="22"/>
           <w:szCs w:val="22"/>
-          <w:lang w:val="sl-SI"/>
-        </w:rPr>
-        <w:t>5</w:t>
-      </w:r>
-      <w:r>
-        <w:rPr>
-          <w:rFonts w:ascii="Calibri Light" w:hAnsi="Calibri Light" w:cs="Calibri Light"/>
-          <w:b/>
-          <w:color w:val="FF0000"/>
-          <w:sz w:val="22"/>
-          <w:szCs w:val="22"/>
-          <w:lang w:val="sl-SI"/>
-        </w:rPr>
-        <w:t>,</w:t>
-      </w:r>
-      <w:r>
-        <w:rPr>
-          <w:rFonts w:ascii="Calibri Light" w:hAnsi="Calibri Light" w:cs="Calibri Light"/>
-          <w:b/>
-          <w:sz w:val="22"/>
-          <w:szCs w:val="22"/>
-          <w:lang w:val="sl-SI"/>
-        </w:rPr>
-        <w:t xml:space="preserve"> </w:t>
-      </w:r>
-      <w:proofErr w:type="spellStart"/>
-      <w:r>
-        <w:rPr>
-          <w:rFonts w:ascii="Calibri Light" w:hAnsi="Calibri Light" w:cs="Calibri Light"/>
-          <w:b/>
-          <w:sz w:val="22"/>
-          <w:szCs w:val="22"/>
-        </w:rPr>
-        <w:t>k.o</w:t>
-      </w:r>
-      <w:proofErr w:type="spellEnd"/>
-      <w:r>
-        <w:rPr>
-          <w:rFonts w:ascii="Calibri Light" w:hAnsi="Calibri Light" w:cs="Calibri Light"/>
-          <w:b/>
-          <w:sz w:val="22"/>
-          <w:szCs w:val="22"/>
-        </w:rPr>
-        <w:t xml:space="preserve">. </w:t>
-      </w:r>
-      <w:r>
-        <w:rPr>
-          <w:rFonts w:ascii="Calibri Light" w:hAnsi="Calibri Light" w:cs="Calibri Light"/>
-          <w:b/>
-          <w:color w:val="FF0000"/>
-          <w:sz w:val="22"/>
-          <w:szCs w:val="22"/>
-        </w:rPr>
-        <w:t>664 BISTRICA PRI RUŠAH</w:t>
-      </w:r>
-      <w:r>
-        <w:rPr>
-          <w:rFonts w:ascii="Calibri Light" w:hAnsi="Calibri Light" w:cs="Calibri Light"/>
-          <w:b/>
-          <w:sz w:val="22"/>
-          <w:szCs w:val="22"/>
-        </w:rPr>
-        <w:t xml:space="preserve"> </w:t>
-      </w:r>
-      <w:r>
-        <w:rPr>
-          <w:rFonts w:ascii="Calibri Light" w:hAnsi="Calibri Light" w:cs="Calibri Light"/>
-          <w:b/>
-          <w:sz w:val="22"/>
-          <w:szCs w:val="22"/>
-          <w:lang w:val="sl-SI"/>
-        </w:rPr>
-        <w:t xml:space="preserve">                           </w:t>
-      </w:r>
-      <w:r>
-        <w:rPr>
-          <w:rFonts w:ascii="Calibri Light" w:hAnsi="Calibri Light" w:cs="Calibri Light"/>
-          <w:b/>
-          <w:sz w:val="22"/>
-          <w:szCs w:val="22"/>
-          <w:lang w:val="sl-SI"/>
-        </w:rPr>
-        <w:t xml:space="preserve"> </w:t>
-      </w:r>
-      <w:bookmarkEnd w:id="4"/>
-      <w:r>
-        <w:rPr>
-          <w:rFonts w:ascii="Calibri Light" w:hAnsi="Calibri Light" w:cs="Calibri Light"/>
-          <w:b/>
-          <w:sz w:val="22"/>
-          <w:szCs w:val="22"/>
-        </w:rPr>
-        <w:t xml:space="preserve">v zemljiški knjigi vknjiži služnostna pravica gradnje, dostopa, uporabe, vzdrževanja, obnove, nadzora in popravil elektroenergetske infrastrukture vse za čas obratovalne dobe zgrajenega objekta v skladu s projektno dokumentacijo: </w:t>
-      </w:r>
-      <w:r>
-        <w:rPr>
-          <w:rFonts w:ascii="Calibri Light" w:hAnsi="Calibri Light" w:cs="Calibri Light"/>
-          <w:b/>
-          <w:color w:val="FF0000"/>
-          <w:sz w:val="22"/>
-          <w:szCs w:val="22"/>
         </w:rPr>
         <w:t>NNO TP BISTRICA 3 (t-284) -IZVOD I-01 PROTI BEZENI (B-drog),</w:t>
       </w:r>
@@ -3471,27 +3354,7 @@
           <w:sz w:val="22"/>
           <w:szCs w:val="22"/>
         </w:rPr>
-        <w:t xml:space="preserve"> v korist služnostnega upravičenca ELEKTRO MARIBOR, podjetje za distribucijo električne energije, </w:t>
-      </w:r>
-      <w:proofErr w:type="spellStart"/>
-      <w:r>
-        <w:rPr>
-          <w:rFonts w:ascii="Calibri Light" w:hAnsi="Calibri Light" w:cs="Calibri Light"/>
-          <w:b/>
-          <w:sz w:val="22"/>
-          <w:szCs w:val="22"/>
-        </w:rPr>
-        <w:t>d.d</w:t>
-      </w:r>
-      <w:proofErr w:type="spellEnd"/>
-      <w:r>
-        <w:rPr>
-          <w:rFonts w:ascii="Calibri Light" w:hAnsi="Calibri Light" w:cs="Calibri Light"/>
-          <w:b/>
-          <w:sz w:val="22"/>
-          <w:szCs w:val="22"/>
-        </w:rPr>
-        <w:t>., Vetrinjska ul. 2, 2000 Maribor, matična št. družbe: 5231698000.</w:t>
+        <w:t xml:space="preserve"> v korist služnostnega upravičenca ELEKTRO MARIBOR, podjetje za distribucijo električne energije, d.d., Vetrinjska ul. 2, 2000 Maribor, matična št. družbe: 5231698000.</w:t>
       </w:r>
     </w:p>
     <w:bookmarkEnd w:id="5"/>
@@ -4410,7 +4273,6 @@
               </w:rPr>
               <w:t xml:space="preserve">, </w:t>
             </w:r>
-            <w:proofErr w:type="spellStart"/>
             <w:r>
               <w:rPr>
                 <w:rFonts w:ascii="Calibri Light" w:hAnsi="Calibri Light" w:cs="Calibri Light"/>
@@ -4423,15 +4285,7 @@
                 <w:rFonts w:ascii="Calibri Light" w:hAnsi="Calibri Light" w:cs="Calibri Light"/>
                 <w:szCs w:val="22"/>
               </w:rPr>
-              <w:t>dipl.inž.el</w:t>
-            </w:r>
-            <w:proofErr w:type="spellEnd"/>
-            <w:r>
-              <w:rPr>
-                <w:rFonts w:ascii="Calibri Light" w:hAnsi="Calibri Light" w:cs="Calibri Light"/>
-                <w:szCs w:val="22"/>
-              </w:rPr>
-              <w:t>.</w:t>
+              <w:t>dipl.inž.el.</w:t>
             </w:r>
           </w:p>
         </w:tc>
